--- a/docs/requisitos/GASTRA_User_Stories.docx
+++ b/docs/requisitos/GASTRA_User_Stories.docx
@@ -861,6 +861,100 @@
                 <w:szCs w:val="19"/>
               </w:rPr>
               <w:t>RF14</w:t>
+            </w:r>
+          </w:p>
+        </w:tc>
+      </w:tr>
+      <w:tr>
+        <w:tc>
+          <w:tcPr>
+            <w:tcW w:w="900" w:type="dxa"/>
+            <w:vAlign w:val="center"/>
+          </w:tcPr>
+          <w:p>
+            <w:r>
+              <w:rPr>
+                <w:sz w:val="19"/>
+                <w:szCs w:val="19"/>
+              </w:rPr>
+              <w:t>US22</w:t>
+            </w:r>
+          </w:p>
+        </w:tc>
+        <w:tc>
+          <w:tcPr>
+            <w:tcW w:w="6900" w:type="dxa"/>
+            <w:vAlign w:val="center"/>
+          </w:tcPr>
+          <w:p>
+            <w:r>
+              <w:rPr>
+                <w:sz w:val="19"/>
+                <w:szCs w:val="19"/>
+              </w:rPr>
+              <w:t>Como Gerente, quero cadastrar as praças e as mesas do salão, para que o garçom tenha onde abrir comanda e o metre tenha praças para alocar.</w:t>
+            </w:r>
+          </w:p>
+        </w:tc>
+        <w:tc>
+          <w:tcPr>
+            <w:tcW w:w="1700" w:type="dxa"/>
+            <w:vAlign w:val="center"/>
+          </w:tcPr>
+          <w:p>
+            <w:r>
+              <w:rPr>
+                <w:sz w:val="19"/>
+                <w:szCs w:val="19"/>
+              </w:rPr>
+              <w:t>RF23</w:t>
+            </w:r>
+          </w:p>
+        </w:tc>
+      </w:tr>
+      <w:tr>
+        <w:tc>
+          <w:tcPr>
+            <w:tcW w:w="900" w:type="dxa"/>
+            <w:vAlign w:val="center"/>
+          </w:tcPr>
+          <w:p>
+            <w:r>
+              <w:rPr>
+                <w:sz w:val="19"/>
+                <w:szCs w:val="19"/>
+              </w:rPr>
+              <w:t>US23</w:t>
+            </w:r>
+          </w:p>
+        </w:tc>
+        <w:tc>
+          <w:tcPr>
+            <w:tcW w:w="6900" w:type="dxa"/>
+            <w:vAlign w:val="center"/>
+          </w:tcPr>
+          <w:p>
+            <w:r>
+              <w:rPr>
+                <w:sz w:val="19"/>
+                <w:szCs w:val="19"/>
+              </w:rPr>
+              <w:t>Como Garçom, quero marcar cada item como entregue ou cancelá-lo justificando o motivo, para que a comanda só feche quando tudo estiver resolvido.</w:t>
+            </w:r>
+          </w:p>
+        </w:tc>
+        <w:tc>
+          <w:tcPr>
+            <w:tcW w:w="1700" w:type="dxa"/>
+            <w:vAlign w:val="center"/>
+          </w:tcPr>
+          <w:p>
+            <w:r>
+              <w:rPr>
+                <w:sz w:val="19"/>
+                <w:szCs w:val="19"/>
+              </w:rPr>
+              <w:t>RF24</w:t>
             </w:r>
           </w:p>
         </w:tc>

--- a/docs/requisitos/GASTRA_User_Stories.docx
+++ b/docs/requisitos/GASTRA_User_Stories.docx
@@ -1208,6 +1208,53 @@
                 <w:szCs w:val="19"/>
               </w:rPr>
               <w:t>RF13</w:t>
+            </w:r>
+          </w:p>
+        </w:tc>
+      </w:tr>
+      <w:tr>
+        <w:tc>
+          <w:tcPr>
+            <w:tcW w:w="900" w:type="dxa"/>
+            <w:vAlign w:val="center"/>
+          </w:tcPr>
+          <w:p>
+            <w:r>
+              <w:rPr>
+                <w:sz w:val="19"/>
+                <w:szCs w:val="19"/>
+              </w:rPr>
+              <w:t xml:space="preserve">US24</w:t>
+            </w:r>
+          </w:p>
+        </w:tc>
+        <w:tc>
+          <w:tcPr>
+            <w:tcW w:w="6900" w:type="dxa"/>
+            <w:vAlign w:val="center"/>
+          </w:tcPr>
+          <w:p>
+            <w:r>
+              <w:rPr>
+                <w:sz w:val="19"/>
+                <w:szCs w:val="19"/>
+              </w:rPr>
+              <w:t xml:space="preserve">Como Cliente, quero avaliar o atendimento depois de pagar a conta, com uma nota e um comentário opcional, sem precisar me identificar, para que o restaurante saiba como foi o serviço.</w:t>
+            </w:r>
+          </w:p>
+        </w:tc>
+        <w:tc>
+          <w:tcPr>
+            <w:tcW w:w="1700" w:type="dxa"/>
+            <w:vAlign w:val="center"/>
+          </w:tcPr>
+          <w:p>
+            <w:r>
+              <w:rPr>
+                <w:sz w:val="19"/>
+                <w:szCs w:val="19"/>
+              </w:rPr>
+              <w:t xml:space="preserve">RF25</w:t>
             </w:r>
           </w:p>
         </w:tc>
